--- a/tillsyn/A 59107-2025 tillsynsbegäran.docx
+++ b/tillsyn/A 59107-2025 tillsynsbegäran.docx
@@ -437,7 +437,7 @@
     <w:r>
       <w:tab/>
       <w:tab/>
-      <w:t>2025-11-28</w:t>
+      <w:t>2025-11-29</w:t>
       <w:br/>
       <w:br/>
     </w:r>

--- a/tillsyn/A 59107-2025 tillsynsbegäran.docx
+++ b/tillsyn/A 59107-2025 tillsynsbegäran.docx
@@ -437,7 +437,7 @@
     <w:r>
       <w:tab/>
       <w:tab/>
-      <w:t>2025-11-29</w:t>
+      <w:t>2025-11-30</w:t>
       <w:br/>
       <w:br/>
     </w:r>

--- a/tillsyn/A 59107-2025 tillsynsbegäran.docx
+++ b/tillsyn/A 59107-2025 tillsynsbegäran.docx
@@ -437,7 +437,7 @@
     <w:r>
       <w:tab/>
       <w:tab/>
-      <w:t>2025-11-30</w:t>
+      <w:t>2025-12-01</w:t>
       <w:br/>
       <w:br/>
     </w:r>

--- a/tillsyn/A 59107-2025 tillsynsbegäran.docx
+++ b/tillsyn/A 59107-2025 tillsynsbegäran.docx
@@ -437,7 +437,7 @@
     <w:r>
       <w:tab/>
       <w:tab/>
-      <w:t>2025-12-01</w:t>
+      <w:t>2025-12-02</w:t>
       <w:br/>
       <w:br/>
     </w:r>

--- a/tillsyn/A 59107-2025 tillsynsbegäran.docx
+++ b/tillsyn/A 59107-2025 tillsynsbegäran.docx
@@ -437,7 +437,7 @@
     <w:r>
       <w:tab/>
       <w:tab/>
-      <w:t>2025-12-02</w:t>
+      <w:t>2025-12-03</w:t>
       <w:br/>
       <w:br/>
     </w:r>

--- a/tillsyn/A 59107-2025 tillsynsbegäran.docx
+++ b/tillsyn/A 59107-2025 tillsynsbegäran.docx
@@ -437,7 +437,7 @@
     <w:r>
       <w:tab/>
       <w:tab/>
-      <w:t>2025-12-03</w:t>
+      <w:t>2025-12-04</w:t>
       <w:br/>
       <w:br/>
     </w:r>

--- a/tillsyn/A 59107-2025 tillsynsbegäran.docx
+++ b/tillsyn/A 59107-2025 tillsynsbegäran.docx
@@ -437,7 +437,7 @@
     <w:r>
       <w:tab/>
       <w:tab/>
-      <w:t>2025-12-04</w:t>
+      <w:t>2025-12-05</w:t>
       <w:br/>
       <w:br/>
     </w:r>

--- a/tillsyn/A 59107-2025 tillsynsbegäran.docx
+++ b/tillsyn/A 59107-2025 tillsynsbegäran.docx
@@ -437,7 +437,7 @@
     <w:r>
       <w:tab/>
       <w:tab/>
-      <w:t>2025-12-05</w:t>
+      <w:t>2025-12-06</w:t>
       <w:br/>
       <w:br/>
     </w:r>

--- a/tillsyn/A 59107-2025 tillsynsbegäran.docx
+++ b/tillsyn/A 59107-2025 tillsynsbegäran.docx
@@ -437,7 +437,7 @@
     <w:r>
       <w:tab/>
       <w:tab/>
-      <w:t>2025-12-06</w:t>
+      <w:t>2025-12-07</w:t>
       <w:br/>
       <w:br/>
     </w:r>

--- a/tillsyn/A 59107-2025 tillsynsbegäran.docx
+++ b/tillsyn/A 59107-2025 tillsynsbegäran.docx
@@ -437,7 +437,7 @@
     <w:r>
       <w:tab/>
       <w:tab/>
-      <w:t>2025-12-07</w:t>
+      <w:t>2025-12-08</w:t>
       <w:br/>
       <w:br/>
     </w:r>

--- a/tillsyn/A 59107-2025 tillsynsbegäran.docx
+++ b/tillsyn/A 59107-2025 tillsynsbegäran.docx
@@ -437,7 +437,7 @@
     <w:r>
       <w:tab/>
       <w:tab/>
-      <w:t>2025-12-08</w:t>
+      <w:t>2025-12-09</w:t>
       <w:br/>
       <w:br/>
     </w:r>

--- a/tillsyn/A 59107-2025 tillsynsbegäran.docx
+++ b/tillsyn/A 59107-2025 tillsynsbegäran.docx
@@ -22,7 +22,7 @@
     </w:p>
     <w:p>
       <w:r>
-        <w:t>Nedan beskrivs fynd av naturvårdsarter och fridlysta arter som gjorts i det avverkningsanmälda området. I BILAGA 1 finns artfakta om fridlysta arter.</w:t>
+        <w:t>Nedan beskrivs fynd av naturvårdsarter och fridlysta arter som gjorts i det avverkningsanmälda området. I BILAGA 1 finns artfakta om fridlysta och rödlistade arter.</w:t>
       </w:r>
     </w:p>
     <w:p>
@@ -35,7 +35,7 @@
     </w:p>
     <w:p>
       <w:r>
-        <w:t>I avverkningsanmälan har följande 1 naturvårdsarter hittats: tretåig hackspett (NT, §4). Av dessa är 1 rödlistade. För rödlistade arter har rödlistekategorin angivits inom parentes. För fridlysta arter anges även paragrafen i Artskyddsförordningen som arten är fridlyst enligt.</w:t>
+        <w:t>I avverkningsanmälan har följande 8 naturvårdsarter hittats: garnlav (NT), lunglav (NT), skrovellav (NT), tretåig hackspett (NT, §4), bårdlav (S), luddlav (S), skinnlav (S) och stuplav (S). Av dessa är 4 rödlistade. För rödlistade arter har rödlistekategorin angivits inom parentes. Arter som är signalarter enligt Skogsstyrelsen har markerats med (S). För fridlysta arter anges även paragrafen i Artskyddsförordningen som arten är fridlyst enligt.</w:t>
       </w:r>
     </w:p>
     <w:p>
@@ -91,6 +91,97 @@
       </w:r>
     </w:p>
     <w:p>
+      <w:r>
+        <w:rPr>
+          <w:b/>
+        </w:rPr>
+        <w:t>Garnlav (NT)</w:t>
+      </w:r>
+      <w:r>
+        <w:t xml:space="preserve"> är en utpräglad barrskogsart som ibland kan drapera träden i norrländska grannaturskogar med hög luftfuktighet. Den förekommer även i talldominerade bestånd där den, förutom i trädens grenverk, påträffas hängande över ojämnheter i tallbarken. Arten har minskat starkt i södra och mellersta Sverige och den minskar även i sitt nordliga utbredningsområde. Orsaken till tillbakagången beror främst på slutavverkningar av naturskogsartade skogar. Bestånd med riklig förekomst bör regelmässigt sparas. Garnlav är värdväxt för den mycket sällsynta och akut hotade fjärilen barrskogslavfly (CR) som hör hemma i boreala barrskogar med riklig förekomst av värdväxten. Tidigare kunde arten konstateras årligen på flera platser vid Dala-Floda i Dalarna innan lokalerna kalavverkades. Senaste fyndet i landet av barrskogslavfly är från år 2000 då den påträffades vid Högberget i Sollefteå kommun (SLU Artdatabanken, 2024).</w:t>
+      </w:r>
+    </w:p>
+    <w:p>
+      <w:r>
+        <w:rPr>
+          <w:b/>
+        </w:rPr>
+        <w:t>Lunglav (NT)</w:t>
+      </w:r>
+      <w:r>
+        <w:t xml:space="preserve"> är en av vårt lands främsta signalarter som överallt indikerar gamla lövträd, skogsbestånd med höga naturvärden och ekosystem med lång skoglig kontinuitet. Lokalt kan förekomsten vara mycket riklig men den hittas nästan enbart i gamla och ej slutavverkade skogar. Artens samtliga förekomster bör uppmärksammas från naturvårdssynpunkt, då många lokaler även hyser andra ovanliga och rödlistade arter. Rikliga förekomster bör skyddas med biotopskydd, frivilliga avsättningar eller reservat. Det finns ett antal sällsynta lavparasiter som växer på lunglav: lunglavsknapp (VU), skrovelmössing (DD), lunglavshårprick (DD), </w:t>
+      </w:r>
+      <w:r>
+        <w:rPr>
+          <w:i/>
+        </w:rPr>
+        <w:t>Calycina alstrupii</w:t>
+      </w:r>
+      <w:r>
+        <w:t xml:space="preserve"> (NA) och </w:t>
+      </w:r>
+      <w:r>
+        <w:rPr>
+          <w:i/>
+        </w:rPr>
+        <w:t>Chalara lobariae</w:t>
+      </w:r>
+      <w:r>
+        <w:t xml:space="preserve"> (NA) (SLU Artdatabanken, 2025; SLU Artdatabanken, 2024; Nitare &amp; Skogsstyrelsen, 2019).</w:t>
+      </w:r>
+    </w:p>
+    <w:p>
+      <w:r>
+        <w:rPr>
+          <w:b/>
+        </w:rPr>
+        <w:t xml:space="preserve">Skinnlav </w:t>
+      </w:r>
+      <w:r>
+        <w:t>förekommer på diverse lövträd, främst på gammal asp och sälg. Den påträffas främst i områden med lång kontinuitet av grova lövträd och signalerar skogsmark med höga naturvärden. På lokalerna förekommer som regel ett flertal andra ovanliga eller rödlistade lavar. I likhet med gelélavarna, etablerar sig skinnlaven i skogsmark på grova aspar i sena lövsuccessioner (Nitare &amp; Skogsstyrelsen, 2019).</w:t>
+      </w:r>
+    </w:p>
+    <w:p>
+      <w:r>
+        <w:rPr>
+          <w:b/>
+        </w:rPr>
+        <w:t>Skrovellav (NT)</w:t>
+      </w:r>
+      <w:r>
+        <w:t xml:space="preserve"> växer på gamla lövträd och på klippor i gamla skogar med hög och jämn luftfuktighet. Slutavverkning av kontinuitetsskog utgör det största hotet och lavens fortsatta förekomst bör säkerställas genom att lokaler med äldre skog skyddas. I områden med mycket hög luftfuktighet kan man på bålen av skrovellav finna en sällsynt parasitsvamp med rödbruna apothecier, skrovellavsknapp </w:t>
+      </w:r>
+      <w:r>
+        <w:rPr>
+          <w:i/>
+        </w:rPr>
+        <w:t>Plectocarpon scrobiculatae</w:t>
+      </w:r>
+      <w:r>
+        <w:t xml:space="preserve"> (EN) (SLU Artdatabanken, 2024; Nitare &amp; Skogsstyrelsen, 2019).</w:t>
+      </w:r>
+    </w:p>
+    <w:p>
+      <w:r>
+        <w:rPr>
+          <w:b/>
+        </w:rPr>
+        <w:t>Stuplav</w:t>
+      </w:r>
+      <w:r>
+        <w:t xml:space="preserve"> är en mycket bra signalart i hela sitt utbredningsområde och förekommer nästan enbart i skogsmiljöer med höga naturvärden. Den indikerar långvarig förekomst av gamla lövträd och miljöer med konstant hög luftfuktighet. I skogar med suboceaniskt klimat finns det en mycket sällsynt parasit, njurlavsknapp </w:t>
+      </w:r>
+      <w:r>
+        <w:rPr>
+          <w:i/>
+        </w:rPr>
+        <w:t>Pletocarpon nephromeum</w:t>
+      </w:r>
+      <w:r>
+        <w:t xml:space="preserve"> (EN), som växer på stuplav (SLU Artdatabanken, 2024; Nitare &amp; Skogsstyrelsen, 2019).</w:t>
+      </w:r>
+    </w:p>
+    <w:p>
       <w:pPr>
         <w:pStyle w:val="Heading1"/>
       </w:pPr>
@@ -143,7 +234,122 @@
         <w:pStyle w:val="Title"/>
       </w:pPr>
       <w:r>
-        <w:t>BILAGA 1 – Fridlysta arter</w:t>
+        <w:t>BILAGA 1 –</w:t>
+        <w:br/>
+        <w:t>Fridlysta och rödlistade arter</w:t>
+      </w:r>
+    </w:p>
+    <w:p>
+      <w:pPr>
+        <w:pStyle w:val="Heading1"/>
+      </w:pPr>
+      <w:r>
+        <w:t>Lunglav – ekologi samt krav på livsmiljön</w:t>
+      </w:r>
+    </w:p>
+    <w:p>
+      <w:r>
+        <w:t>Lunglav (NT) är en av vårt lands främsta signalarter som överallt indikerar gamla lövträd, skogsbestånd med höga naturvärden och ekosystem med lång skoglig kontinuitet. Lokalt kan förekomsten vara mycket riklig men den hittas nästan enbart i gamla och ej slutavverkade skogar. Artens samtliga förekomster bör uppmärksammas från naturvårdssynpunkt, då många lokaler även hyser andra ovanliga och rödlistade arter. Rikliga förekomster bör skyddas med biotopskydd, frivilliga avsättningar eller reservat (SLU Artdatabanken, 2024; Nitare &amp; Skogsstyrelsen, 2019).</w:t>
+      </w:r>
+    </w:p>
+    <w:p>
+      <w:r>
+        <w:t xml:space="preserve">På lunglav kan man sällsynt finna små svarta skivlika bildningar som liknar apothecier men som är en parasitisk svamp, Lunglavsknapp </w:t>
+      </w:r>
+      <w:r>
+        <w:rPr>
+          <w:i/>
+        </w:rPr>
+        <w:t>Plectocarpon lichenum</w:t>
+      </w:r>
+      <w:r>
+        <w:t xml:space="preserve"> (VU). Det finns ytterligare ett antal parasiter vilka bara förekommer på lunglav: Skrovelmössing </w:t>
+      </w:r>
+      <w:r>
+        <w:rPr>
+          <w:i/>
+        </w:rPr>
+        <w:t>Dactylospora lobariella</w:t>
+      </w:r>
+      <w:r>
+        <w:t xml:space="preserve"> (rödlistad som Kunskapsbrist DD) och Lunglavshårprick </w:t>
+      </w:r>
+      <w:r>
+        <w:rPr>
+          <w:i/>
+        </w:rPr>
+        <w:t>Niesslia lobariae</w:t>
+      </w:r>
+      <w:r>
+        <w:t xml:space="preserve"> (rödlistad som Kunskapsbrist DD). Skrovelmössing (DD) har små svarta apothecier och bruna, 1-septerade sporer och Lunglavshårprick (DD) har brunhåriga perithecier och färglösa, 1-septerade sporer. Nyligen har ytterligare två lavparasiter påträffats i Sverige som växer på lunglav: </w:t>
+      </w:r>
+      <w:r>
+        <w:rPr>
+          <w:i/>
+        </w:rPr>
+        <w:t>Calycina alstrupii</w:t>
+      </w:r>
+      <w:r>
+        <w:t xml:space="preserve"> (NA) och </w:t>
+      </w:r>
+      <w:r>
+        <w:rPr>
+          <w:i/>
+        </w:rPr>
+        <w:t>Chalara lobariae</w:t>
+      </w:r>
+      <w:r>
+        <w:t xml:space="preserve"> (NA) (SLU Artdatabanken, 2025; SLU Artdatabanken, 2024; Nitare &amp; Skogsstyrelsen, 2019).</w:t>
+      </w:r>
+    </w:p>
+    <w:p>
+      <w:pPr>
+        <w:pStyle w:val="Heading2"/>
+      </w:pPr>
+      <w:r>
+        <w:t>Referenser – lunglav</w:t>
+      </w:r>
+    </w:p>
+    <w:p>
+      <w:r>
+        <w:t xml:space="preserve">Nitare, J. och Skogsstyrelsen, 2019. </w:t>
+      </w:r>
+      <w:r>
+        <w:rPr>
+          <w:i/>
+        </w:rPr>
+        <w:t xml:space="preserve">Skyddsvärd skog – Naturvårdsarter och andra kriterier för naturvärdesbedömning. </w:t>
+      </w:r>
+      <w:r>
+        <w:t>Skogsstyrelsen.</w:t>
+      </w:r>
+    </w:p>
+    <w:p>
+      <w:r>
+        <w:t xml:space="preserve">SLU Artdatabanken, 2024. </w:t>
+      </w:r>
+      <w:r>
+        <w:rPr>
+          <w:i/>
+        </w:rPr>
+        <w:t xml:space="preserve">Artfaktablad. Naturvård – artfakta. </w:t>
+      </w:r>
+      <w:r>
+        <w:t>SLU Artdatabanken, Uppsala.</w:t>
+      </w:r>
+    </w:p>
+    <w:p>
+      <w:r>
+        <w:t xml:space="preserve">SLU Artdatabanken, 2025. </w:t>
+      </w:r>
+      <w:r>
+        <w:rPr>
+          <w:i/>
+        </w:rPr>
+        <w:t xml:space="preserve">Över 20 nya lavparasiter för Sverige. </w:t>
+      </w:r>
+      <w:r>
+        <w:t>https://www.slu.se/artdatabanken/arter-och-natur/artiklar/over-20-nya-lavparasiter-for-sverige/</w:t>
       </w:r>
     </w:p>
     <w:p>
@@ -437,7 +643,7 @@
     <w:r>
       <w:tab/>
       <w:tab/>
-      <w:t>2025-12-09</w:t>
+      <w:t>2025-12-10</w:t>
       <w:br/>
       <w:br/>
     </w:r>

--- a/tillsyn/A 59107-2025 tillsynsbegäran.docx
+++ b/tillsyn/A 59107-2025 tillsynsbegäran.docx
@@ -643,7 +643,7 @@
     <w:r>
       <w:tab/>
       <w:tab/>
-      <w:t>2025-12-10</w:t>
+      <w:t>2025-12-11</w:t>
       <w:br/>
       <w:br/>
     </w:r>

--- a/tillsyn/A 59107-2025 tillsynsbegäran.docx
+++ b/tillsyn/A 59107-2025 tillsynsbegäran.docx
@@ -643,7 +643,7 @@
     <w:r>
       <w:tab/>
       <w:tab/>
-      <w:t>2025-12-11</w:t>
+      <w:t>2025-12-12</w:t>
       <w:br/>
       <w:br/>
     </w:r>

--- a/tillsyn/A 59107-2025 tillsynsbegäran.docx
+++ b/tillsyn/A 59107-2025 tillsynsbegäran.docx
@@ -643,7 +643,7 @@
     <w:r>
       <w:tab/>
       <w:tab/>
-      <w:t>2025-12-12</w:t>
+      <w:t>2025-12-13</w:t>
       <w:br/>
       <w:br/>
     </w:r>

--- a/tillsyn/A 59107-2025 tillsynsbegäran.docx
+++ b/tillsyn/A 59107-2025 tillsynsbegäran.docx
@@ -643,7 +643,7 @@
     <w:r>
       <w:tab/>
       <w:tab/>
-      <w:t>2025-12-19</w:t>
+      <w:t>2025-12-20</w:t>
       <w:br/>
       <w:br/>
     </w:r>

--- a/tillsyn/A 59107-2025 tillsynsbegäran.docx
+++ b/tillsyn/A 59107-2025 tillsynsbegäran.docx
@@ -643,7 +643,7 @@
     <w:r>
       <w:tab/>
       <w:tab/>
-      <w:t>2025-12-20</w:t>
+      <w:t>2025-12-21</w:t>
       <w:br/>
       <w:br/>
     </w:r>

--- a/tillsyn/A 59107-2025 tillsynsbegäran.docx
+++ b/tillsyn/A 59107-2025 tillsynsbegäran.docx
@@ -643,7 +643,7 @@
     <w:r>
       <w:tab/>
       <w:tab/>
-      <w:t>2025-12-21</w:t>
+      <w:t>2025-12-22</w:t>
       <w:br/>
       <w:br/>
     </w:r>

--- a/tillsyn/A 59107-2025 tillsynsbegäran.docx
+++ b/tillsyn/A 59107-2025 tillsynsbegäran.docx
@@ -643,7 +643,7 @@
     <w:r>
       <w:tab/>
       <w:tab/>
-      <w:t>2025-12-22</w:t>
+      <w:t>2025-12-26</w:t>
       <w:br/>
       <w:br/>
     </w:r>

--- a/tillsyn/A 59107-2025 tillsynsbegäran.docx
+++ b/tillsyn/A 59107-2025 tillsynsbegäran.docx
@@ -643,7 +643,7 @@
     <w:r>
       <w:tab/>
       <w:tab/>
-      <w:t>2025-12-26</w:t>
+      <w:t>2025-12-28</w:t>
       <w:br/>
       <w:br/>
     </w:r>

--- a/tillsyn/A 59107-2025 tillsynsbegäran.docx
+++ b/tillsyn/A 59107-2025 tillsynsbegäran.docx
@@ -643,7 +643,7 @@
     <w:r>
       <w:tab/>
       <w:tab/>
-      <w:t>2025-12-28</w:t>
+      <w:t>2025-12-29</w:t>
       <w:br/>
       <w:br/>
     </w:r>

--- a/tillsyn/A 59107-2025 tillsynsbegäran.docx
+++ b/tillsyn/A 59107-2025 tillsynsbegäran.docx
@@ -643,7 +643,7 @@
     <w:r>
       <w:tab/>
       <w:tab/>
-      <w:t>2025-12-29</w:t>
+      <w:t>2025-12-30</w:t>
       <w:br/>
       <w:br/>
     </w:r>

--- a/tillsyn/A 59107-2025 tillsynsbegäran.docx
+++ b/tillsyn/A 59107-2025 tillsynsbegäran.docx
@@ -643,7 +643,7 @@
     <w:r>
       <w:tab/>
       <w:tab/>
-      <w:t>2025-12-30</w:t>
+      <w:t>2025-12-31</w:t>
       <w:br/>
       <w:br/>
     </w:r>

--- a/tillsyn/A 59107-2025 tillsynsbegäran.docx
+++ b/tillsyn/A 59107-2025 tillsynsbegäran.docx
@@ -643,7 +643,7 @@
     <w:r>
       <w:tab/>
       <w:tab/>
-      <w:t>2025-12-31</w:t>
+      <w:t>2026-01-03</w:t>
       <w:br/>
       <w:br/>
     </w:r>

--- a/tillsyn/A 59107-2025 tillsynsbegäran.docx
+++ b/tillsyn/A 59107-2025 tillsynsbegäran.docx
@@ -643,7 +643,7 @@
     <w:r>
       <w:tab/>
       <w:tab/>
-      <w:t>2026-01-07</w:t>
+      <w:t>2026-01-08</w:t>
       <w:br/>
       <w:br/>
     </w:r>

--- a/tillsyn/A 59107-2025 tillsynsbegäran.docx
+++ b/tillsyn/A 59107-2025 tillsynsbegäran.docx
@@ -643,7 +643,7 @@
     <w:r>
       <w:tab/>
       <w:tab/>
-      <w:t>2026-01-08</w:t>
+      <w:t>2026-01-09</w:t>
       <w:br/>
       <w:br/>
     </w:r>

--- a/tillsyn/A 59107-2025 tillsynsbegäran.docx
+++ b/tillsyn/A 59107-2025 tillsynsbegäran.docx
@@ -643,7 +643,7 @@
     <w:r>
       <w:tab/>
       <w:tab/>
-      <w:t>2026-01-09</w:t>
+      <w:t>2026-01-10</w:t>
       <w:br/>
       <w:br/>
     </w:r>

--- a/tillsyn/A 59107-2025 tillsynsbegäran.docx
+++ b/tillsyn/A 59107-2025 tillsynsbegäran.docx
@@ -643,7 +643,7 @@
     <w:r>
       <w:tab/>
       <w:tab/>
-      <w:t>2026-01-10</w:t>
+      <w:t>2026-01-11</w:t>
       <w:br/>
       <w:br/>
     </w:r>

--- a/tillsyn/A 59107-2025 tillsynsbegäran.docx
+++ b/tillsyn/A 59107-2025 tillsynsbegäran.docx
@@ -643,7 +643,7 @@
     <w:r>
       <w:tab/>
       <w:tab/>
-      <w:t>2026-01-11</w:t>
+      <w:t>2026-01-12</w:t>
       <w:br/>
       <w:br/>
     </w:r>

--- a/tillsyn/A 59107-2025 tillsynsbegäran.docx
+++ b/tillsyn/A 59107-2025 tillsynsbegäran.docx
@@ -643,7 +643,7 @@
     <w:r>
       <w:tab/>
       <w:tab/>
-      <w:t>2026-01-12</w:t>
+      <w:t>2026-01-13</w:t>
       <w:br/>
       <w:br/>
     </w:r>

--- a/tillsyn/A 59107-2025 tillsynsbegäran.docx
+++ b/tillsyn/A 59107-2025 tillsynsbegäran.docx
@@ -643,7 +643,7 @@
     <w:r>
       <w:tab/>
       <w:tab/>
-      <w:t>2026-01-13</w:t>
+      <w:t>2026-01-14</w:t>
       <w:br/>
       <w:br/>
     </w:r>

--- a/tillsyn/A 59107-2025 tillsynsbegäran.docx
+++ b/tillsyn/A 59107-2025 tillsynsbegäran.docx
@@ -643,7 +643,7 @@
     <w:r>
       <w:tab/>
       <w:tab/>
-      <w:t>2026-01-14</w:t>
+      <w:t>2026-01-15</w:t>
       <w:br/>
       <w:br/>
     </w:r>

--- a/tillsyn/A 59107-2025 tillsynsbegäran.docx
+++ b/tillsyn/A 59107-2025 tillsynsbegäran.docx
@@ -643,7 +643,7 @@
     <w:r>
       <w:tab/>
       <w:tab/>
-      <w:t>2026-01-15</w:t>
+      <w:t>2026-01-16</w:t>
       <w:br/>
       <w:br/>
     </w:r>

--- a/tillsyn/A 59107-2025 tillsynsbegäran.docx
+++ b/tillsyn/A 59107-2025 tillsynsbegäran.docx
@@ -643,7 +643,7 @@
     <w:r>
       <w:tab/>
       <w:tab/>
-      <w:t>2026-01-16</w:t>
+      <w:t>2026-01-17</w:t>
       <w:br/>
       <w:br/>
     </w:r>

--- a/tillsyn/A 59107-2025 tillsynsbegäran.docx
+++ b/tillsyn/A 59107-2025 tillsynsbegäran.docx
@@ -643,7 +643,7 @@
     <w:r>
       <w:tab/>
       <w:tab/>
-      <w:t>2026-01-17</w:t>
+      <w:t>2026-01-18</w:t>
       <w:br/>
       <w:br/>
     </w:r>

--- a/tillsyn/A 59107-2025 tillsynsbegäran.docx
+++ b/tillsyn/A 59107-2025 tillsynsbegäran.docx
@@ -643,7 +643,7 @@
     <w:r>
       <w:tab/>
       <w:tab/>
-      <w:t>2026-01-18</w:t>
+      <w:t>2026-01-19</w:t>
       <w:br/>
       <w:br/>
     </w:r>

--- a/tillsyn/A 59107-2025 tillsynsbegäran.docx
+++ b/tillsyn/A 59107-2025 tillsynsbegäran.docx
@@ -643,7 +643,7 @@
     <w:r>
       <w:tab/>
       <w:tab/>
-      <w:t>2026-01-19</w:t>
+      <w:t>2026-01-20</w:t>
       <w:br/>
       <w:br/>
     </w:r>

--- a/tillsyn/A 59107-2025 tillsynsbegäran.docx
+++ b/tillsyn/A 59107-2025 tillsynsbegäran.docx
@@ -643,7 +643,7 @@
     <w:r>
       <w:tab/>
       <w:tab/>
-      <w:t>2026-01-20</w:t>
+      <w:t>2026-01-21</w:t>
       <w:br/>
       <w:br/>
     </w:r>

--- a/tillsyn/A 59107-2025 tillsynsbegäran.docx
+++ b/tillsyn/A 59107-2025 tillsynsbegäran.docx
@@ -643,7 +643,7 @@
     <w:r>
       <w:tab/>
       <w:tab/>
-      <w:t>2026-01-21</w:t>
+      <w:t>2026-01-23</w:t>
       <w:br/>
       <w:br/>
     </w:r>

--- a/tillsyn/A 59107-2025 tillsynsbegäran.docx
+++ b/tillsyn/A 59107-2025 tillsynsbegäran.docx
@@ -643,7 +643,7 @@
     <w:r>
       <w:tab/>
       <w:tab/>
-      <w:t>2026-01-23</w:t>
+      <w:t>2026-01-24</w:t>
       <w:br/>
       <w:br/>
     </w:r>

--- a/tillsyn/A 59107-2025 tillsynsbegäran.docx
+++ b/tillsyn/A 59107-2025 tillsynsbegäran.docx
@@ -643,7 +643,7 @@
     <w:r>
       <w:tab/>
       <w:tab/>
-      <w:t>2026-01-24</w:t>
+      <w:t>2026-01-25</w:t>
       <w:br/>
       <w:br/>
     </w:r>

--- a/tillsyn/A 59107-2025 tillsynsbegäran.docx
+++ b/tillsyn/A 59107-2025 tillsynsbegäran.docx
@@ -643,7 +643,7 @@
     <w:r>
       <w:tab/>
       <w:tab/>
-      <w:t>2026-01-25</w:t>
+      <w:t>2026-01-26</w:t>
       <w:br/>
       <w:br/>
     </w:r>

--- a/tillsyn/A 59107-2025 tillsynsbegäran.docx
+++ b/tillsyn/A 59107-2025 tillsynsbegäran.docx
@@ -643,7 +643,7 @@
     <w:r>
       <w:tab/>
       <w:tab/>
-      <w:t>2026-01-26</w:t>
+      <w:t>2026-01-27</w:t>
       <w:br/>
       <w:br/>
     </w:r>

--- a/tillsyn/A 59107-2025 tillsynsbegäran.docx
+++ b/tillsyn/A 59107-2025 tillsynsbegäran.docx
@@ -643,7 +643,7 @@
     <w:r>
       <w:tab/>
       <w:tab/>
-      <w:t>2026-01-27</w:t>
+      <w:t>2026-01-28</w:t>
       <w:br/>
       <w:br/>
     </w:r>

--- a/tillsyn/A 59107-2025 tillsynsbegäran.docx
+++ b/tillsyn/A 59107-2025 tillsynsbegäran.docx
@@ -95,10 +95,95 @@
         <w:rPr>
           <w:b/>
         </w:rPr>
+        <w:t>Bårdlav</w:t>
+      </w:r>
+      <w:r>
+        <w:t xml:space="preserve"> signalerar miljöer med höga naturvärden och på lokalerna finns vanligtvis många andra ovanliga och rödlistade arter. Den visar även på platser med hög och jämn luftfuktighet. Bårdlav är typisk art för </w:t>
+      </w:r>
+      <w:r>
+        <w:rPr>
+          <w:i/>
+        </w:rPr>
+        <w:t xml:space="preserve">9010 Taiga, 9020 Nordlig ädellövskog, 9070 Trädklädd betesmark, 9110 Näringsfattig bokskog, 9160 Näringsrik ekskog, 9180 Ädellövskog i branter </w:t>
+      </w:r>
+      <w:r>
+        <w:t>och</w:t>
+      </w:r>
+      <w:r>
+        <w:rPr>
+          <w:i/>
+        </w:rPr>
+        <w:t xml:space="preserve"> 9190 Näringsfattig ekskog</w:t>
+      </w:r>
+      <w:r>
+        <w:t xml:space="preserve"> (SLU Artdatabanken, 2025; Nitare &amp; Skogsstyrelsen, 2019).</w:t>
+      </w:r>
+    </w:p>
+    <w:p>
+      <w:r>
+        <w:rPr>
+          <w:b/>
+        </w:rPr>
         <w:t>Garnlav (NT)</w:t>
       </w:r>
       <w:r>
-        <w:t xml:space="preserve"> är en utpräglad barrskogsart som ibland kan drapera träden i norrländska grannaturskogar med hög luftfuktighet. Den förekommer även i talldominerade bestånd där den, förutom i trädens grenverk, påträffas hängande över ojämnheter i tallbarken. Arten har minskat starkt i södra och mellersta Sverige och den minskar även i sitt nordliga utbredningsområde. Orsaken till tillbakagången beror främst på slutavverkningar av naturskogsartade skogar. Bestånd med riklig förekomst bör regelmässigt sparas. Garnlav är värdväxt för den mycket sällsynta och akut hotade fjärilen barrskogslavfly (CR) som hör hemma i boreala barrskogar med riklig förekomst av värdväxten. Tidigare kunde arten konstateras årligen på flera platser vid Dala-Floda i Dalarna innan lokalerna kalavverkades. Senaste fyndet i landet av barrskogslavfly är från år 2000 då den påträffades vid Högberget i Sollefteå kommun (SLU Artdatabanken, 2024).</w:t>
+        <w:t xml:space="preserve"> är en utpräglad barrskogsart som ibland kan drapera träden i norrländska grannaturskogar med hög luftfuktighet. Den förekommer även i talldominerade bestånd där den, förutom i trädens grenverk, påträffas hängande över ojämnheter i tallbarken. Arten har minskat starkt i södra och mellersta Sverige och den minskar även i sitt nordliga utbredningsområde. Orsaken till tillbakagången beror främst på slutavverkningar av naturskogsartade skogar. Bestånd med riklig förekomst bör regelmässigt sparas. Garnlav är värdväxt för den mycket sällsynta och akut hotade fjärilen barrskogslavfly (CR) som hör hemma i boreala barrskogar med riklig förekomst av värdväxten. Tidigare kunde arten konstateras årligen på flera platser vid Dala-Floda i Dalarna innan lokalerna kalavverkades. Senaste fyndet i landet av barrskogslavfly är från år 2000 då den påträffades vid Högberget i Sollefteå kommun. Garnlav är typisk art för </w:t>
+      </w:r>
+      <w:r>
+        <w:rPr>
+          <w:i/>
+        </w:rPr>
+        <w:t xml:space="preserve">9010 Taiga </w:t>
+      </w:r>
+      <w:r>
+        <w:t>och</w:t>
+      </w:r>
+      <w:r>
+        <w:rPr>
+          <w:i/>
+        </w:rPr>
+        <w:t xml:space="preserve"> 9070 Trädklädd betesmark </w:t>
+      </w:r>
+      <w:r>
+        <w:t xml:space="preserve"> (SLU Artdatabanken, 2024).</w:t>
+      </w:r>
+    </w:p>
+    <w:p>
+      <w:r>
+        <w:rPr>
+          <w:b/>
+        </w:rPr>
+        <w:t>Luddlav</w:t>
+      </w:r>
+      <w:r>
+        <w:t xml:space="preserve"> signalerar lång skoglig kontinuitet med ett stabilt lokal- och mikroklimat med hög och jämn fuktighet. Luddlav är typisk art för </w:t>
+      </w:r>
+      <w:r>
+        <w:rPr>
+          <w:i/>
+        </w:rPr>
+        <w:t>9010 Taiga,</w:t>
+      </w:r>
+      <w:r>
+        <w:t xml:space="preserve"> </w:t>
+      </w:r>
+      <w:r>
+        <w:rPr>
+          <w:i/>
+        </w:rPr>
+        <w:t xml:space="preserve">9020 Nordlig ädellövskog, 9070 Trädklädd betesmark, 9110 Näringsfattig bokskog, 9180 Ädellövskog i branter </w:t>
+      </w:r>
+      <w:r>
+        <w:t>och</w:t>
+      </w:r>
+      <w:r>
+        <w:rPr>
+          <w:i/>
+        </w:rPr>
+        <w:t xml:space="preserve"> 9190 Näringsfattig ekskog </w:t>
+      </w:r>
+      <w:r>
+        <w:t>(Nitare &amp; Skogsstyrelsen, 2019; SLU Artdatabanken, 2025).</w:t>
       </w:r>
     </w:p>
     <w:p>
@@ -109,7 +194,7 @@
         <w:t>Lunglav (NT)</w:t>
       </w:r>
       <w:r>
-        <w:t xml:space="preserve"> är en av vårt lands främsta signalarter som överallt indikerar gamla lövträd, skogsbestånd med höga naturvärden och ekosystem med lång skoglig kontinuitet. Lokalt kan förekomsten vara mycket riklig men den hittas nästan enbart i gamla och ej slutavverkade skogar. Artens samtliga förekomster bör uppmärksammas från naturvårdssynpunkt, då många lokaler även hyser andra ovanliga och rödlistade arter. Rikliga förekomster bör skyddas med biotopskydd, frivilliga avsättningar eller reservat. Det finns ett antal sällsynta lavparasiter som växer på lunglav: lunglavsknapp (VU), skrovelmössing (DD), lunglavshårprick (DD), </w:t>
+        <w:t xml:space="preserve"> är en av vårt lands främsta signalarter som överallt indikerar gamla lövträd, skogsbestånd med höga naturvärden och ekosystem med långskoglig kontinuitet. Lokalt kan förekomsten vara mycket riklig men den hittas nästan enbart i gamla och ej slutavverkade skogar. Artens samtliga förekomster bör uppmärksammas från naturvårdssynpunkt, då många lokaler även hyser andra ovanliga och rödlistade arter. Rikliga förekomster bör skyddas med biotopskydd, frivilliga avsättningar eller reservat. Det finns ett antal sällsynta lavparasiter som växer på lunglav: lunglavsknapp (VU), skrovelmössing (DD), lunglavshårprick (DD), </w:t>
       </w:r>
       <w:r>
         <w:rPr>
@@ -127,7 +212,25 @@
         <w:t>Chalara lobariae</w:t>
       </w:r>
       <w:r>
-        <w:t xml:space="preserve"> (NA) (SLU Artdatabanken, 2025; SLU Artdatabanken, 2024; Nitare &amp; Skogsstyrelsen, 2019).</w:t>
+        <w:t xml:space="preserve"> (NA). Lunglav är typisk art för </w:t>
+      </w:r>
+      <w:r>
+        <w:rPr>
+          <w:i/>
+        </w:rPr>
+        <w:t>9010 Taiga, 9020 Nordlig ädellövskog, 9110 Näringsfattig bokskog, 9130 Näringsrik bokskog, 9160 Näringsrik ekskog, 9180 Ädellövskog i branter, 9190 Näringsfattig ekskog, 9070 Trädklädd betesmark, 9040 Fjällbjörkskog</w:t>
+      </w:r>
+      <w:r>
+        <w:t xml:space="preserve"> och</w:t>
+      </w:r>
+      <w:r>
+        <w:rPr>
+          <w:i/>
+        </w:rPr>
+        <w:t xml:space="preserve"> 6530 Lövängar</w:t>
+      </w:r>
+      <w:r>
+        <w:t xml:space="preserve"> (SLU Artdatabanken, 2025; SLU Artdatabanken, 2024; Nitare &amp; Skogsstyrelsen, 2019).</w:t>
       </w:r>
     </w:p>
     <w:p>
@@ -138,7 +241,25 @@
         <w:t xml:space="preserve">Skinnlav </w:t>
       </w:r>
       <w:r>
-        <w:t>förekommer på diverse lövträd, främst på gammal asp och sälg. Den påträffas främst i områden med lång kontinuitet av grova lövträd och signalerar skogsmark med höga naturvärden. På lokalerna förekommer som regel ett flertal andra ovanliga eller rödlistade lavar. I likhet med gelélavarna, etablerar sig skinnlaven i skogsmark på grova aspar i sena lövsuccessioner (Nitare &amp; Skogsstyrelsen, 2019).</w:t>
+        <w:t xml:space="preserve">förekommer på diverse lövträd, främst på gammal asp och sälg. Den påträffas främst i områden med lång kontinuitet av grova lövträd och signalerar skogsmark med höga naturvärden. På lokalerna förekommer som regel ett flertal andra ovanliga eller rödlistade lavar. I likhet med gelélavarna, etablerar sig skinnlaven i skogsmark på grova aspar i sena lövsuccessioner. Skinnlav är typisk art för </w:t>
+      </w:r>
+      <w:r>
+        <w:rPr>
+          <w:i/>
+        </w:rPr>
+        <w:t xml:space="preserve">9010 Taiga, 9020 Nordlig ädellövskog </w:t>
+      </w:r>
+      <w:r>
+        <w:t xml:space="preserve">och </w:t>
+      </w:r>
+      <w:r>
+        <w:rPr>
+          <w:i/>
+        </w:rPr>
+        <w:t xml:space="preserve">9070 Trädklädd betesmark </w:t>
+      </w:r>
+      <w:r>
+        <w:t>(Nitare &amp; Skogsstyrelsen, 2019; SLU Artdatabanken, 2025).</w:t>
       </w:r>
     </w:p>
     <w:p>
@@ -158,7 +279,25 @@
         <w:t>Plectocarpon scrobiculatae</w:t>
       </w:r>
       <w:r>
-        <w:t xml:space="preserve"> (EN) (SLU Artdatabanken, 2024; Nitare &amp; Skogsstyrelsen, 2019).</w:t>
+        <w:t xml:space="preserve"> (EN). Skrovellav är typisk art för </w:t>
+      </w:r>
+      <w:r>
+        <w:rPr>
+          <w:i/>
+        </w:rPr>
+        <w:t xml:space="preserve">9010 Taiga, 9020 Nordlig ädellövskog, 9040 Fjällbjörkskog, 9070 Trädklädd betesmark, 9160 Näringsrik ekskog, 9180 Ädellövskog i branter, 9190 Näringsfattig ekskog, 8210 Kalkbranter </w:t>
+      </w:r>
+      <w:r>
+        <w:t xml:space="preserve">och </w:t>
+      </w:r>
+      <w:r>
+        <w:rPr>
+          <w:i/>
+        </w:rPr>
+        <w:t>6530 Lövängar</w:t>
+      </w:r>
+      <w:r>
+        <w:t xml:space="preserve"> (SLU Artdatabanken, 2024; Nitare &amp; Skogsstyrelsen, 2019).</w:t>
       </w:r>
     </w:p>
     <w:p>
@@ -169,7 +308,16 @@
         <w:t>Stuplav</w:t>
       </w:r>
       <w:r>
-        <w:t xml:space="preserve"> är en mycket bra signalart i hela sitt utbredningsområde och förekommer nästan enbart i skogsmiljöer med höga naturvärden. Den indikerar långvarig förekomst av gamla lövträd och miljöer med konstant hög luftfuktighet. I skogar med suboceaniskt klimat finns det en mycket sällsynt parasit, njurlavsknapp </w:t>
+        <w:t xml:space="preserve"> är en mycket bra signalart i hela sitt utbredningsområde och förekommer nästan enbart i skogsmiljöer med höga naturvärden. Den indikerar långvarig förekomst av gamla lövträd och miljöer med konstant hög luftfuktighet. Stuplav är typisk art för </w:t>
+      </w:r>
+      <w:r>
+        <w:rPr>
+          <w:i/>
+        </w:rPr>
+        <w:t>9010 Taiga</w:t>
+      </w:r>
+      <w:r>
+        <w:t xml:space="preserve">. I skogar med suboceaniskt klimat finns det en mycket sällsynt parasit, njurlavsknapp </w:t>
       </w:r>
       <w:r>
         <w:rPr>
@@ -216,7 +364,25 @@
         <w:t>Tretåig hackspett (NT, §4)</w:t>
       </w:r>
       <w:r>
-        <w:t xml:space="preserve"> är rödlistad som nära hotad och ingår i bilaga 1 i EU:s fågeldirektiv. Tretåig hackspett är för sin överlevnad beroende av kontinuerlig tillförsel av äldre döende och död ved, som sker genom naturliga självgallringsprocesser i äldre grannaturskogar och barrblandade naturskogar. Om en skog genom skogsbruk gallras eller glesas ur så upphör och uteblir i stort sett den naturliga självgallringsprocessen för mycket lång tid framöver vilket omöjliggör upprätthållandet av den kontinuerliga ekologiska funktionen i ett område. Det finns studier som visar att naturskogens självgallringsprocess som den tretåiga hackspetten är beroende av, inte kan ersättas med efterlämnad hänsyn i skogsbruket (Imbeau &amp; Desrochers, 2002). Storleken på häckningsreviret varierar med skogstypen, förekomsten av död ved och graden av fragmentering, men är i allmänhet i storleksordningen 25–100 hektar. Vintertid krävs ofta betydligt större områden och det finns studier som antyder att arten behöver minst 100 hektar äldre skog. I områden med låg bonitet kan det behövas över 200 hektar lämpligt habitat för att ett par ska kunna reproducera sig. Områden med dokumenterad permanent förekomst i naturskogsmiljöer har vanligen så stora naturvärden att skogsbruk är olämpligt (Skogsstyrelsen, 2016).</w:t>
+        <w:t xml:space="preserve"> är rödlistad som nära hotad och ingår i bilaga 1 i EU:s fågeldirektiv. Tretåig hackspett är för sin överlevnad beroende av kontinuerlig tillförsel av äldre döende och död ved, som sker genom naturliga självgallringsprocesser i äldre grannaturskogar och barrblandade naturskogar. Om en skog genom skogsbruk gallras eller glesas ur så upphör och uteblir i stort sett den naturliga självgallringsprocessen för mycket lång tid framöver vilket omöjliggör upprätthållandet av den kontinuerliga ekologiska funktionen i ett område. Det finns studier som visar att naturskogens självgallringsprocess som den tretåiga hackspetten är beroende av, inte kan ersättas med efterlämnad hänsyn i skogsbruket (Imbeau &amp; Desrochers, 2002). Storleken på häckningsreviret varierar med skogstypen, förekomsten av död ved och graden av fragmentering, men är i allmänhet i storleksordningen 25–100 hektar. Vintertid krävs ofta betydligt större områden och det finns studier som antyder att arten behöver minst 100 hektar äldre skog. I områden med låg bonitet kan det behövas över 200 hektar lämpligt habitat för att ett par ska kunna reproducera sig. Områden med dokumenterad permanent förekomst i naturskogsmiljöer har vanligen så stora naturvärden att skogsbruk är olämpligt. Tretåig hackspett är typisk art för </w:t>
+      </w:r>
+      <w:r>
+        <w:rPr>
+          <w:i/>
+        </w:rPr>
+        <w:t xml:space="preserve">9010 Taiga, 9740 Skogsbevuxen myr, 9030 Landhöjningsskog </w:t>
+      </w:r>
+      <w:r>
+        <w:t xml:space="preserve">och </w:t>
+      </w:r>
+      <w:r>
+        <w:rPr>
+          <w:i/>
+        </w:rPr>
+        <w:t>9040 Fjällbjörkskog</w:t>
+      </w:r>
+      <w:r>
+        <w:t xml:space="preserve"> (Skogsstyrelsen, 2016; SLU Artdatabanken, 2024).</w:t>
       </w:r>
     </w:p>
     <w:p>
@@ -249,7 +415,25 @@
     </w:p>
     <w:p>
       <w:r>
-        <w:t>Lunglav (NT) är en av vårt lands främsta signalarter som överallt indikerar gamla lövträd, skogsbestånd med höga naturvärden och ekosystem med lång skoglig kontinuitet. Lokalt kan förekomsten vara mycket riklig men den hittas nästan enbart i gamla och ej slutavverkade skogar. Artens samtliga förekomster bör uppmärksammas från naturvårdssynpunkt, då många lokaler även hyser andra ovanliga och rödlistade arter. Rikliga förekomster bör skyddas med biotopskydd, frivilliga avsättningar eller reservat (SLU Artdatabanken, 2024; Nitare &amp; Skogsstyrelsen, 2019).</w:t>
+        <w:t xml:space="preserve">Lunglav (NT) är en av vårt lands främsta signalarter som överallt indikerar gamla lövträd, skogsbestånd med höga naturvärden och ekosystem med lång skoglig kontinuitet. Lokalt kan förekomsten vara mycket riklig men den hittas nästan enbart i gamla och ej slutavverkade skogar. Artens samtliga förekomster bör uppmärksammas från naturvårdssynpunkt, då många lokaler även hyser andra ovanliga och rödlistade arter. Rikliga förekomster bör skyddas med biotopskydd, frivilliga avsättningar eller reservat. Lunglav är typisk art för </w:t>
+      </w:r>
+      <w:r>
+        <w:rPr>
+          <w:i/>
+        </w:rPr>
+        <w:t>9010 Taiga, 9020 Nordlig ädellövskog, 9110 Näringsfattig bokskog, 9130 Näringsrik bokskog, 9160 Näringsrik ekskog, 9180 Ädellövskog i branter, 9190 Näringsfattig ekskog, 9070 Trädklädd betesmark, 9040 Fjällbjörkskog</w:t>
+      </w:r>
+      <w:r>
+        <w:t xml:space="preserve"> och</w:t>
+      </w:r>
+      <w:r>
+        <w:rPr>
+          <w:i/>
+        </w:rPr>
+        <w:t xml:space="preserve"> 6530 Lövängar</w:t>
+      </w:r>
+      <w:r>
+        <w:t xml:space="preserve"> (SLU Artdatabanken, 2024; Nitare &amp; Skogsstyrelsen, 2019).</w:t>
       </w:r>
     </w:p>
     <w:p>
@@ -377,7 +561,16 @@
         <w:rPr>
           <w:i/>
         </w:rPr>
-        <w:t>“Områden med dokumenterad permanent förekomst i naturskogsmiljöer har vanligen så stora naturvärden att skogsbruk är olämpligt”.</w:t>
+        <w:t>“Områden med dokumenterad permanent förekomst i naturskogsmiljöer har vanligen så stora naturvärden att skogsbruk är olämpligt”</w:t>
+      </w:r>
+      <w:r>
+        <w:t xml:space="preserve"> (SLU Artdatabanken, 2024; Skogsstyrelsen, 2016)</w:t>
+      </w:r>
+      <w:r>
+        <w:rPr>
+          <w:i/>
+        </w:rPr>
+        <w:t>.</w:t>
       </w:r>
     </w:p>
     <w:p>
@@ -387,12 +580,30 @@
     </w:p>
     <w:p>
       <w:r>
-        <w:t>Permanenta revir av tretåig hackspett karaktäriseras ofta av artens typiska ringformigt ordnade hackmärken på framför allt gamla granar. För att säkerställa att inte revir av tretåig hackspett drabbas av avverkningsplanerna bör en inventering göras i området både under häckningstid och under vintern, då arten utnyttjar betydligt större områden än under sommarens häckningsrevir. Storleken på häckningsreviret varierar med skogstypen, förekomsten av död ved och graden av fragmentering, men är i allmänhet i storleksordningen 25–100 hektar.</w:t>
+        <w:t>Permanenta revir av tretåig hackspett karaktäriseras ofta av artens typiska ringformigt ordnade hackmärken på framför allt gamla granar. För att säkerställa att inte revir av tretåig hackspett drabbas av avverkningsplanerna bör en inventering göras i området både under häckningstid och under vintern, då arten utnyttjar betydligt större områden än under sommarens häckningsrevir. Storleken på häckningsreviret varierar med skogstypen, förekomsten av död ved och graden av fragmentering, men är i allmänhet i storleksordningen 25–100 hektar (SLU Artdatabanken, 2024; Skogsstyrelsen, 2016).</w:t>
       </w:r>
     </w:p>
     <w:p>
       <w:r>
-        <w:t>Förutom fridlysning enligt §4 Artskyddsförordningen är tretåig hackspett även förtecknad i EU:s fågeldirektiv bilaga 1. Den ingår också i Natura 2000 och är förtecknad i Bernkonventionen bilaga II (strikt skyddade djurarter).</w:t>
+        <w:t xml:space="preserve">Förutom fridlysning enligt §4 Artskyddsförordningen är tretåig hackspett även förtecknad i EU:s fågeldirektiv bilaga 1. Den är typisk art för </w:t>
+      </w:r>
+      <w:r>
+        <w:rPr>
+          <w:i/>
+        </w:rPr>
+        <w:t xml:space="preserve">9010 Taiga, 9740 Skogsbevuxen myr, 9030 Landhöjningsskog </w:t>
+      </w:r>
+      <w:r>
+        <w:t xml:space="preserve">och </w:t>
+      </w:r>
+      <w:r>
+        <w:rPr>
+          <w:i/>
+        </w:rPr>
+        <w:t>9040 Fjällbjörkskog</w:t>
+      </w:r>
+      <w:r>
+        <w:t xml:space="preserve"> samt ingår i Natura 2000 och är förtecknad i Bernkonventionen bilaga II (strikt skyddade djurarter) (SLU Artdatabanken, 2024; Skogsstyrelsen, 2016).</w:t>
       </w:r>
     </w:p>
     <w:p>
@@ -414,7 +625,7 @@
         <w:t xml:space="preserve">Förekomst av tretåig hackspett Picoides tridactylus på bestånds- och landskapsnivå. </w:t>
       </w:r>
       <w:r>
-        <w:t>Ornis Svecica 6: 107–119</w:t>
+        <w:t>Ornis Svecica 6: 107–119.</w:t>
       </w:r>
     </w:p>
     <w:p>
@@ -428,7 +639,7 @@
         <w:t xml:space="preserve">Dead wood threshold values for the three-toed woodpecker presence in boreal and sub-Alpine forest. </w:t>
       </w:r>
       <w:r>
-        <w:t>Biological conservation 119(3): 305–318</w:t>
+        <w:t>Biological conservation 119(3): 305–318.</w:t>
       </w:r>
     </w:p>
     <w:p>
@@ -467,10 +678,21 @@
         <w:rPr>
           <w:i/>
         </w:rPr>
-        <w:t xml:space="preserve">Vägledning för hänsyn till fåglar – Tretåig hackspett. </w:t>
-      </w:r>
-      <w:r>
-        <w:t>www.skogsstyrelsen.se</w:t>
+        <w:t>Vägledning för hänsyn till fåglar – Tretåig hackspett.</w:t>
+      </w:r>
+    </w:p>
+    <w:p>
+      <w:r>
+        <w:t xml:space="preserve">SLU Artdatabanken, 2024. </w:t>
+      </w:r>
+      <w:r>
+        <w:rPr>
+          <w:i/>
+        </w:rPr>
+        <w:t xml:space="preserve">Artfaktablad. Naturvård – artfakta. </w:t>
+      </w:r>
+      <w:r>
+        <w:t>SLU Artdatabanken, Uppsala.</w:t>
       </w:r>
     </w:p>
     <w:p>
@@ -498,7 +720,7 @@
         <w:t xml:space="preserve">Population trends of forest birds in a Finnish Lapland landscape of large habitat blocks – Consequences of stochastic environmental variation or regional habitat alteration. </w:t>
       </w:r>
       <w:r>
-        <w:t>Biological conservation 56(2): 223–240</w:t>
+        <w:t>Biological conservation 56(2): 223–240.</w:t>
       </w:r>
     </w:p>
     <w:p>
@@ -643,7 +865,7 @@
     <w:r>
       <w:tab/>
       <w:tab/>
-      <w:t>2026-01-28</w:t>
+      <w:t>2026-01-29</w:t>
       <w:br/>
       <w:br/>
     </w:r>

--- a/tillsyn/A 59107-2025 tillsynsbegäran.docx
+++ b/tillsyn/A 59107-2025 tillsynsbegäran.docx
@@ -865,7 +865,7 @@
     <w:r>
       <w:tab/>
       <w:tab/>
-      <w:t>2026-01-29</w:t>
+      <w:t>2026-01-30</w:t>
       <w:br/>
       <w:br/>
     </w:r>

--- a/tillsyn/A 59107-2025 tillsynsbegäran.docx
+++ b/tillsyn/A 59107-2025 tillsynsbegäran.docx
@@ -865,7 +865,7 @@
     <w:r>
       <w:tab/>
       <w:tab/>
-      <w:t>2026-01-30</w:t>
+      <w:t>2026-01-31</w:t>
       <w:br/>
       <w:br/>
     </w:r>
